--- a/BaoCao-CongViec-Theo-Tuan.docx
+++ b/BaoCao-CongViec-Theo-Tuan.docx
@@ -338,7 +338,7 @@
                 <w:rFonts w:ascii="Times New Roman" w:hAnsi="Times New Roman"/>
                 <w:sz w:val="24"/>
               </w:rPr>
-              <w:t>22/07/2026 – 12/09/2026</w:t>
+              <w:t>22/07/2026 – 15/09/2026</w:t>
             </w:r>
           </w:p>
         </w:tc>
@@ -410,7 +410,7 @@
                 <w:rFonts w:ascii="Times New Roman" w:hAnsi="Times New Roman"/>
                 <w:sz w:val="24"/>
               </w:rPr>
-              <w:t>78 commit</w:t>
+              <w:t>86 commit</w:t>
             </w:r>
           </w:p>
         </w:tc>
@@ -443,7 +443,7 @@
           <w:color w:val="595959"/>
           <w:sz w:val="22"/>
         </w:rPr>
-        <w:t>Số liệu trong báo cáo này được trích xuất tự động từ lịch sử Git và kết quả chạy kiểm thử của dự án tại thời điểm 12/09/2026.</w:t>
+        <w:t>Số liệu trong báo cáo này được trích xuất tự động từ lịch sử Git và kết quả chạy kiểm thử của dự án tại thời điểm 16/09/2026.</w:t>
       </w:r>
     </w:p>
     <w:p>
@@ -1400,7 +1400,7 @@
                 <w:rFonts w:ascii="Times New Roman" w:hAnsi="Times New Roman"/>
                 <w:sz w:val="24"/>
               </w:rPr>
-              <w:t>9</w:t>
+              <w:t>17</w:t>
             </w:r>
           </w:p>
         </w:tc>
@@ -1417,7 +1417,7 @@
                 <w:rFonts w:ascii="Times New Roman" w:hAnsi="Times New Roman"/>
                 <w:sz w:val="24"/>
               </w:rPr>
-              <w:t>59</w:t>
+              <w:t>67</w:t>
             </w:r>
           </w:p>
         </w:tc>
@@ -1434,7 +1434,7 @@
                 <w:rFonts w:ascii="Times New Roman" w:hAnsi="Times New Roman"/>
                 <w:sz w:val="24"/>
               </w:rPr>
-              <w:t>3.879</w:t>
+              <w:t>5.136</w:t>
             </w:r>
           </w:p>
         </w:tc>
@@ -1502,7 +1502,7 @@
                 <w:rFonts w:ascii="Times New Roman" w:hAnsi="Times New Roman"/>
                 <w:sz w:val="24"/>
               </w:rPr>
-              <w:t>78</w:t>
+              <w:t>86</w:t>
             </w:r>
           </w:p>
         </w:tc>
@@ -1535,7 +1535,7 @@
                 <w:rFonts w:ascii="Times New Roman" w:hAnsi="Times New Roman"/>
                 <w:sz w:val="24"/>
               </w:rPr>
-              <w:t>40.263</w:t>
+              <w:t>41.520</w:t>
             </w:r>
           </w:p>
         </w:tc>
@@ -1700,7 +1700,7 @@
                 <w:rFonts w:ascii="Times New Roman" w:hAnsi="Times New Roman"/>
                 <w:sz w:val="24"/>
               </w:rPr>
-              <w:t>55</w:t>
+              <w:t>61</w:t>
             </w:r>
           </w:p>
         </w:tc>
@@ -1753,7 +1753,7 @@
                 <w:rFonts w:ascii="Times New Roman" w:hAnsi="Times New Roman"/>
                 <w:sz w:val="24"/>
               </w:rPr>
-              <w:t>21</w:t>
+              <w:t>23</w:t>
             </w:r>
           </w:p>
         </w:tc>
@@ -5749,7 +5749,7 @@
           <w:color w:val="595959"/>
           <w:sz w:val="22"/>
         </w:rPr>
-        <w:t>Buổi học: 09/09/2026   ·   Khoảng thời gian: 09/09 – 15/09/2026   ·   Khối lượng: 9 commit, 59 tệp thay đổi, 3.879 dòng thêm mới</w:t>
+        <w:t>Buổi học: 09/09/2026   ·   Khoảng thời gian: 09/09 – 15/09/2026   ·   Khối lượng: 17 commit, 67 tệp thay đổi, 5.136 dòng thêm mới</w:t>
       </w:r>
     </w:p>
     <w:p>

--- a/BaoCao-CongViec-Theo-Tuan.docx
+++ b/BaoCao-CongViec-Theo-Tuan.docx
@@ -410,7 +410,7 @@
                 <w:rFonts w:ascii="Times New Roman" w:hAnsi="Times New Roman"/>
                 <w:sz w:val="24"/>
               </w:rPr>
-              <w:t>86 commit</w:t>
+              <w:t>92 commit</w:t>
             </w:r>
           </w:p>
         </w:tc>
@@ -1400,7 +1400,7 @@
                 <w:rFonts w:ascii="Times New Roman" w:hAnsi="Times New Roman"/>
                 <w:sz w:val="24"/>
               </w:rPr>
-              <w:t>17</w:t>
+              <w:t>23</w:t>
             </w:r>
           </w:p>
         </w:tc>
@@ -1417,7 +1417,7 @@
                 <w:rFonts w:ascii="Times New Roman" w:hAnsi="Times New Roman"/>
                 <w:sz w:val="24"/>
               </w:rPr>
-              <w:t>67</w:t>
+              <w:t>70</w:t>
             </w:r>
           </w:p>
         </w:tc>
@@ -1434,7 +1434,7 @@
                 <w:rFonts w:ascii="Times New Roman" w:hAnsi="Times New Roman"/>
                 <w:sz w:val="24"/>
               </w:rPr>
-              <w:t>5.136</w:t>
+              <w:t>5.554</w:t>
             </w:r>
           </w:p>
         </w:tc>
@@ -1502,7 +1502,7 @@
                 <w:rFonts w:ascii="Times New Roman" w:hAnsi="Times New Roman"/>
                 <w:sz w:val="24"/>
               </w:rPr>
-              <w:t>86</w:t>
+              <w:t>92</w:t>
             </w:r>
           </w:p>
         </w:tc>
@@ -1535,7 +1535,7 @@
                 <w:rFonts w:ascii="Times New Roman" w:hAnsi="Times New Roman"/>
                 <w:sz w:val="24"/>
               </w:rPr>
-              <w:t>41.520</w:t>
+              <w:t>41.938</w:t>
             </w:r>
           </w:p>
         </w:tc>
@@ -1700,7 +1700,7 @@
                 <w:rFonts w:ascii="Times New Roman" w:hAnsi="Times New Roman"/>
                 <w:sz w:val="24"/>
               </w:rPr>
-              <w:t>61</w:t>
+              <w:t>67</w:t>
             </w:r>
           </w:p>
         </w:tc>
@@ -2312,7 +2312,7 @@
                 <w:rFonts w:ascii="Times New Roman" w:hAnsi="Times New Roman"/>
                 <w:sz w:val="22"/>
               </w:rPr>
-              <w:t>Chạy bộ kiểm thử Postman/Newman và lập báo cáo kết quả — 92 trường hợp, 112 request, 358 phép kiểm</w:t>
+              <w:t>Chạy bộ kiểm thử Postman/Newman và lập báo cáo kết quả — 94 trường hợp, 111 request, 376 phép kiểm</w:t>
             </w:r>
           </w:p>
         </w:tc>
@@ -3314,7 +3314,7 @@
                 <w:rFonts w:ascii="Times New Roman" w:hAnsi="Times New Roman"/>
                 <w:sz w:val="24"/>
               </w:rPr>
-              <w:t>92 trường hợp thiết kế · 112 request · 358 phép kiểm · 0 lỗi</w:t>
+              <w:t>94 trường hợp thiết kế · 111 request · 376 phép kiểm · 0 lỗi</w:t>
             </w:r>
           </w:p>
         </w:tc>
@@ -5749,7 +5749,7 @@
           <w:color w:val="595959"/>
           <w:sz w:val="22"/>
         </w:rPr>
-        <w:t>Buổi học: 09/09/2026   ·   Khoảng thời gian: 09/09 – 15/09/2026   ·   Khối lượng: 17 commit, 67 tệp thay đổi, 5.136 dòng thêm mới</w:t>
+        <w:t>Buổi học: 09/09/2026   ·   Khoảng thời gian: 09/09 – 15/09/2026   ·   Khối lượng: 23 commit, 70 tệp thay đổi, 5.554 dòng thêm mới</w:t>
       </w:r>
     </w:p>
     <w:p>
@@ -5994,7 +5994,7 @@
                 <w:rFonts w:ascii="Times New Roman" w:hAnsi="Times New Roman"/>
                 <w:sz w:val="24"/>
               </w:rPr>
-              <w:t>92 trường hợp kiểm thử thiết kế, 112 request, 358 phép kiểm, 0 lỗi</w:t>
+              <w:t>94 trường hợp kiểm thử thiết kế, 111 request, 376 phép kiểm, 0 lỗi</w:t>
             </w:r>
           </w:p>
         </w:tc>

--- a/BaoCao-CongViec-Theo-Tuan.docx
+++ b/BaoCao-CongViec-Theo-Tuan.docx
@@ -410,7 +410,7 @@
                 <w:rFonts w:ascii="Times New Roman" w:hAnsi="Times New Roman"/>
                 <w:sz w:val="24"/>
               </w:rPr>
-              <w:t>92 commit</w:t>
+              <w:t>94 commit</w:t>
             </w:r>
           </w:p>
         </w:tc>
@@ -443,7 +443,7 @@
           <w:color w:val="595959"/>
           <w:sz w:val="22"/>
         </w:rPr>
-        <w:t>Số liệu trong báo cáo này được trích xuất tự động từ lịch sử Git và kết quả chạy kiểm thử của dự án tại thời điểm 16/09/2026.</w:t>
+        <w:t>Số liệu trong báo cáo này được trích xuất tự động từ lịch sử Git và kết quả chạy kiểm thử của dự án tại thời điểm 23/09/2026.</w:t>
       </w:r>
     </w:p>
     <w:p>
@@ -1400,7 +1400,7 @@
                 <w:rFonts w:ascii="Times New Roman" w:hAnsi="Times New Roman"/>
                 <w:sz w:val="24"/>
               </w:rPr>
-              <w:t>23</w:t>
+              <w:t>25</w:t>
             </w:r>
           </w:p>
         </w:tc>
@@ -1417,7 +1417,7 @@
                 <w:rFonts w:ascii="Times New Roman" w:hAnsi="Times New Roman"/>
                 <w:sz w:val="24"/>
               </w:rPr>
-              <w:t>70</w:t>
+              <w:t>74</w:t>
             </w:r>
           </w:p>
         </w:tc>
@@ -1434,7 +1434,7 @@
                 <w:rFonts w:ascii="Times New Roman" w:hAnsi="Times New Roman"/>
                 <w:sz w:val="24"/>
               </w:rPr>
-              <w:t>5.554</w:t>
+              <w:t>5.793</w:t>
             </w:r>
           </w:p>
         </w:tc>
@@ -1502,7 +1502,7 @@
                 <w:rFonts w:ascii="Times New Roman" w:hAnsi="Times New Roman"/>
                 <w:sz w:val="24"/>
               </w:rPr>
-              <w:t>92</w:t>
+              <w:t>94</w:t>
             </w:r>
           </w:p>
         </w:tc>
@@ -1535,7 +1535,7 @@
                 <w:rFonts w:ascii="Times New Roman" w:hAnsi="Times New Roman"/>
                 <w:sz w:val="24"/>
               </w:rPr>
-              <w:t>41.938</w:t>
+              <w:t>42.177</w:t>
             </w:r>
           </w:p>
         </w:tc>
@@ -1700,7 +1700,7 @@
                 <w:rFonts w:ascii="Times New Roman" w:hAnsi="Times New Roman"/>
                 <w:sz w:val="24"/>
               </w:rPr>
-              <w:t>67</w:t>
+              <w:t>69</w:t>
             </w:r>
           </w:p>
         </w:tc>
@@ -3009,7 +3009,7 @@
                 <w:rFonts w:ascii="Times New Roman" w:hAnsi="Times New Roman"/>
                 <w:sz w:val="24"/>
               </w:rPr>
-              <w:t>77,9%</w:t>
+              <w:t>77,0%</w:t>
             </w:r>
           </w:p>
         </w:tc>
@@ -3062,7 +3062,7 @@
                 <w:rFonts w:ascii="Times New Roman" w:hAnsi="Times New Roman"/>
                 <w:sz w:val="24"/>
               </w:rPr>
-              <w:t>88</w:t>
+              <w:t>93</w:t>
             </w:r>
           </w:p>
         </w:tc>
@@ -3079,7 +3079,7 @@
                 <w:rFonts w:ascii="Times New Roman" w:hAnsi="Times New Roman"/>
                 <w:sz w:val="24"/>
               </w:rPr>
-              <w:t>22,1%</w:t>
+              <w:t>23,0%</w:t>
             </w:r>
           </w:p>
         </w:tc>
@@ -3132,7 +3132,7 @@
                 <w:rFonts w:ascii="Times New Roman" w:hAnsi="Times New Roman"/>
                 <w:sz w:val="24"/>
               </w:rPr>
-              <w:t>399</w:t>
+              <w:t>404</w:t>
             </w:r>
           </w:p>
         </w:tc>
@@ -5749,7 +5749,7 @@
           <w:color w:val="595959"/>
           <w:sz w:val="22"/>
         </w:rPr>
-        <w:t>Buổi học: 09/09/2026   ·   Khoảng thời gian: 09/09 – 15/09/2026   ·   Khối lượng: 23 commit, 70 tệp thay đổi, 5.554 dòng thêm mới</w:t>
+        <w:t>Buổi học: 09/09/2026   ·   Khoảng thời gian: 09/09 – 15/09/2026   ·   Khối lượng: 25 commit, 74 tệp thay đổi, 5.793 dòng thêm mới</w:t>
       </w:r>
     </w:p>
     <w:p>
@@ -5958,7 +5958,7 @@
                 <w:rFonts w:ascii="Times New Roman" w:hAnsi="Times New Roman"/>
                 <w:sz w:val="24"/>
               </w:rPr>
-              <w:t>399 trường hợp trên 45 lớp, không có trường hợp thất bại</w:t>
+              <w:t>404 trường hợp trên 45 lớp, không có trường hợp thất bại</w:t>
             </w:r>
           </w:p>
         </w:tc>

--- a/BaoCao-CongViec-Theo-Tuan.docx
+++ b/BaoCao-CongViec-Theo-Tuan.docx
@@ -410,7 +410,7 @@
                 <w:rFonts w:ascii="Times New Roman" w:hAnsi="Times New Roman"/>
                 <w:sz w:val="24"/>
               </w:rPr>
-              <w:t>94 commit</w:t>
+              <w:t>95 commit</w:t>
             </w:r>
           </w:p>
         </w:tc>
@@ -1400,7 +1400,7 @@
                 <w:rFonts w:ascii="Times New Roman" w:hAnsi="Times New Roman"/>
                 <w:sz w:val="24"/>
               </w:rPr>
-              <w:t>25</w:t>
+              <w:t>26</w:t>
             </w:r>
           </w:p>
         </w:tc>
@@ -1417,7 +1417,7 @@
                 <w:rFonts w:ascii="Times New Roman" w:hAnsi="Times New Roman"/>
                 <w:sz w:val="24"/>
               </w:rPr>
-              <w:t>74</w:t>
+              <w:t>118</w:t>
             </w:r>
           </w:p>
         </w:tc>
@@ -1434,7 +1434,7 @@
                 <w:rFonts w:ascii="Times New Roman" w:hAnsi="Times New Roman"/>
                 <w:sz w:val="24"/>
               </w:rPr>
-              <w:t>5.793</w:t>
+              <w:t>8.721</w:t>
             </w:r>
           </w:p>
         </w:tc>
@@ -1502,7 +1502,7 @@
                 <w:rFonts w:ascii="Times New Roman" w:hAnsi="Times New Roman"/>
                 <w:sz w:val="24"/>
               </w:rPr>
-              <w:t>94</w:t>
+              <w:t>95</w:t>
             </w:r>
           </w:p>
         </w:tc>
@@ -1535,7 +1535,7 @@
                 <w:rFonts w:ascii="Times New Roman" w:hAnsi="Times New Roman"/>
                 <w:sz w:val="24"/>
               </w:rPr>
-              <w:t>42.177</w:t>
+              <w:t>45.105</w:t>
             </w:r>
           </w:p>
         </w:tc>
@@ -1700,7 +1700,7 @@
                 <w:rFonts w:ascii="Times New Roman" w:hAnsi="Times New Roman"/>
                 <w:sz w:val="24"/>
               </w:rPr>
-              <w:t>69</w:t>
+              <w:t>70</w:t>
             </w:r>
           </w:p>
         </w:tc>
@@ -2975,7 +2975,7 @@
                 <w:rFonts w:ascii="Times New Roman" w:hAnsi="Times New Roman"/>
                 <w:sz w:val="24"/>
               </w:rPr>
-              <w:t>34</w:t>
+              <w:t>44</w:t>
             </w:r>
           </w:p>
         </w:tc>
@@ -2992,7 +2992,7 @@
                 <w:rFonts w:ascii="Times New Roman" w:hAnsi="Times New Roman"/>
                 <w:sz w:val="24"/>
               </w:rPr>
-              <w:t>311</w:t>
+              <w:t>417</w:t>
             </w:r>
           </w:p>
         </w:tc>
@@ -3009,7 +3009,7 @@
                 <w:rFonts w:ascii="Times New Roman" w:hAnsi="Times New Roman"/>
                 <w:sz w:val="24"/>
               </w:rPr>
-              <w:t>77,0%</w:t>
+              <w:t>81,8%</w:t>
             </w:r>
           </w:p>
         </w:tc>
@@ -3079,7 +3079,7 @@
                 <w:rFonts w:ascii="Times New Roman" w:hAnsi="Times New Roman"/>
                 <w:sz w:val="24"/>
               </w:rPr>
-              <w:t>23,0%</w:t>
+              <w:t>18,2%</w:t>
             </w:r>
           </w:p>
         </w:tc>
@@ -3115,7 +3115,7 @@
                 <w:rFonts w:ascii="Times New Roman" w:hAnsi="Times New Roman"/>
                 <w:sz w:val="24"/>
               </w:rPr>
-              <w:t>45</w:t>
+              <w:t>55</w:t>
             </w:r>
           </w:p>
         </w:tc>
@@ -3132,7 +3132,7 @@
                 <w:rFonts w:ascii="Times New Roman" w:hAnsi="Times New Roman"/>
                 <w:sz w:val="24"/>
               </w:rPr>
-              <w:t>404</w:t>
+              <w:t>510</w:t>
             </w:r>
           </w:p>
         </w:tc>
@@ -5749,7 +5749,7 @@
           <w:color w:val="595959"/>
           <w:sz w:val="22"/>
         </w:rPr>
-        <w:t>Buổi học: 09/09/2026   ·   Khoảng thời gian: 09/09 – 15/09/2026   ·   Khối lượng: 25 commit, 74 tệp thay đổi, 5.793 dòng thêm mới</w:t>
+        <w:t>Buổi học: 09/09/2026   ·   Khoảng thời gian: 09/09 – 15/09/2026   ·   Khối lượng: 26 commit, 118 tệp thay đổi, 8.721 dòng thêm mới</w:t>
       </w:r>
     </w:p>
     <w:p>
@@ -5958,7 +5958,7 @@
                 <w:rFonts w:ascii="Times New Roman" w:hAnsi="Times New Roman"/>
                 <w:sz w:val="24"/>
               </w:rPr>
-              <w:t>404 trường hợp trên 45 lớp, không có trường hợp thất bại</w:t>
+              <w:t>510 trường hợp trên 55 lớp, không có trường hợp thất bại</w:t>
             </w:r>
           </w:p>
         </w:tc>

--- a/BaoCao-CongViec-Theo-Tuan.docx
+++ b/BaoCao-CongViec-Theo-Tuan.docx
@@ -410,7 +410,7 @@
                 <w:rFonts w:ascii="Times New Roman" w:hAnsi="Times New Roman"/>
                 <w:sz w:val="24"/>
               </w:rPr>
-              <w:t>95 commit</w:t>
+              <w:t>96 commit</w:t>
             </w:r>
           </w:p>
         </w:tc>
@@ -1400,7 +1400,7 @@
                 <w:rFonts w:ascii="Times New Roman" w:hAnsi="Times New Roman"/>
                 <w:sz w:val="24"/>
               </w:rPr>
-              <w:t>26</w:t>
+              <w:t>27</w:t>
             </w:r>
           </w:p>
         </w:tc>
@@ -1502,7 +1502,7 @@
                 <w:rFonts w:ascii="Times New Roman" w:hAnsi="Times New Roman"/>
                 <w:sz w:val="24"/>
               </w:rPr>
-              <w:t>95</w:t>
+              <w:t>96</w:t>
             </w:r>
           </w:p>
         </w:tc>
@@ -1700,7 +1700,7 @@
                 <w:rFonts w:ascii="Times New Roman" w:hAnsi="Times New Roman"/>
                 <w:sz w:val="24"/>
               </w:rPr>
-              <w:t>70</w:t>
+              <w:t>71</w:t>
             </w:r>
           </w:p>
         </w:tc>
@@ -2992,7 +2992,7 @@
                 <w:rFonts w:ascii="Times New Roman" w:hAnsi="Times New Roman"/>
                 <w:sz w:val="24"/>
               </w:rPr>
-              <w:t>417</w:t>
+              <w:t>420</w:t>
             </w:r>
           </w:p>
         </w:tc>
@@ -3009,7 +3009,7 @@
                 <w:rFonts w:ascii="Times New Roman" w:hAnsi="Times New Roman"/>
                 <w:sz w:val="24"/>
               </w:rPr>
-              <w:t>81,8%</w:t>
+              <w:t>81,9%</w:t>
             </w:r>
           </w:p>
         </w:tc>
@@ -3079,7 +3079,7 @@
                 <w:rFonts w:ascii="Times New Roman" w:hAnsi="Times New Roman"/>
                 <w:sz w:val="24"/>
               </w:rPr>
-              <w:t>18,2%</w:t>
+              <w:t>18,1%</w:t>
             </w:r>
           </w:p>
         </w:tc>
@@ -3132,7 +3132,7 @@
                 <w:rFonts w:ascii="Times New Roman" w:hAnsi="Times New Roman"/>
                 <w:sz w:val="24"/>
               </w:rPr>
-              <w:t>510</w:t>
+              <w:t>513</w:t>
             </w:r>
           </w:p>
         </w:tc>
@@ -5749,7 +5749,7 @@
           <w:color w:val="595959"/>
           <w:sz w:val="22"/>
         </w:rPr>
-        <w:t>Buổi học: 09/09/2026   ·   Khoảng thời gian: 09/09 – 15/09/2026   ·   Khối lượng: 26 commit, 118 tệp thay đổi, 8.721 dòng thêm mới</w:t>
+        <w:t>Buổi học: 09/09/2026   ·   Khoảng thời gian: 09/09 – 15/09/2026   ·   Khối lượng: 27 commit, 118 tệp thay đổi, 8.721 dòng thêm mới</w:t>
       </w:r>
     </w:p>
     <w:p>
@@ -5958,7 +5958,7 @@
                 <w:rFonts w:ascii="Times New Roman" w:hAnsi="Times New Roman"/>
                 <w:sz w:val="24"/>
               </w:rPr>
-              <w:t>510 trường hợp trên 55 lớp, không có trường hợp thất bại</w:t>
+              <w:t>513 trường hợp trên 55 lớp, không có trường hợp thất bại</w:t>
             </w:r>
           </w:p>
         </w:tc>

--- a/BaoCao-CongViec-Theo-Tuan.docx
+++ b/BaoCao-CongViec-Theo-Tuan.docx
@@ -410,7 +410,7 @@
                 <w:rFonts w:ascii="Times New Roman" w:hAnsi="Times New Roman"/>
                 <w:sz w:val="24"/>
               </w:rPr>
-              <w:t>96 commit</w:t>
+              <w:t>97 commit</w:t>
             </w:r>
           </w:p>
         </w:tc>
@@ -1400,7 +1400,7 @@
                 <w:rFonts w:ascii="Times New Roman" w:hAnsi="Times New Roman"/>
                 <w:sz w:val="24"/>
               </w:rPr>
-              <w:t>27</w:t>
+              <w:t>28</w:t>
             </w:r>
           </w:p>
         </w:tc>
@@ -1417,7 +1417,7 @@
                 <w:rFonts w:ascii="Times New Roman" w:hAnsi="Times New Roman"/>
                 <w:sz w:val="24"/>
               </w:rPr>
-              <w:t>118</w:t>
+              <w:t>138</w:t>
             </w:r>
           </w:p>
         </w:tc>
@@ -1434,7 +1434,7 @@
                 <w:rFonts w:ascii="Times New Roman" w:hAnsi="Times New Roman"/>
                 <w:sz w:val="24"/>
               </w:rPr>
-              <w:t>8.721</w:t>
+              <w:t>9.996</w:t>
             </w:r>
           </w:p>
         </w:tc>
@@ -1502,7 +1502,7 @@
                 <w:rFonts w:ascii="Times New Roman" w:hAnsi="Times New Roman"/>
                 <w:sz w:val="24"/>
               </w:rPr>
-              <w:t>96</w:t>
+              <w:t>97</w:t>
             </w:r>
           </w:p>
         </w:tc>
@@ -1535,7 +1535,7 @@
                 <w:rFonts w:ascii="Times New Roman" w:hAnsi="Times New Roman"/>
                 <w:sz w:val="24"/>
               </w:rPr>
-              <w:t>45.105</w:t>
+              <w:t>46.380</w:t>
             </w:r>
           </w:p>
         </w:tc>
@@ -1700,7 +1700,7 @@
                 <w:rFonts w:ascii="Times New Roman" w:hAnsi="Times New Roman"/>
                 <w:sz w:val="24"/>
               </w:rPr>
-              <w:t>71</w:t>
+              <w:t>72</w:t>
             </w:r>
           </w:p>
         </w:tc>
@@ -2975,7 +2975,7 @@
                 <w:rFonts w:ascii="Times New Roman" w:hAnsi="Times New Roman"/>
                 <w:sz w:val="24"/>
               </w:rPr>
-              <w:t>44</w:t>
+              <w:t>46</w:t>
             </w:r>
           </w:p>
         </w:tc>
@@ -2992,7 +2992,7 @@
                 <w:rFonts w:ascii="Times New Roman" w:hAnsi="Times New Roman"/>
                 <w:sz w:val="24"/>
               </w:rPr>
-              <w:t>420</w:t>
+              <w:t>443</w:t>
             </w:r>
           </w:p>
         </w:tc>
@@ -3009,7 +3009,7 @@
                 <w:rFonts w:ascii="Times New Roman" w:hAnsi="Times New Roman"/>
                 <w:sz w:val="24"/>
               </w:rPr>
-              <w:t>81,9%</w:t>
+              <w:t>82,6%</w:t>
             </w:r>
           </w:p>
         </w:tc>
@@ -3079,7 +3079,7 @@
                 <w:rFonts w:ascii="Times New Roman" w:hAnsi="Times New Roman"/>
                 <w:sz w:val="24"/>
               </w:rPr>
-              <w:t>18,1%</w:t>
+              <w:t>17,4%</w:t>
             </w:r>
           </w:p>
         </w:tc>
@@ -3115,7 +3115,7 @@
                 <w:rFonts w:ascii="Times New Roman" w:hAnsi="Times New Roman"/>
                 <w:sz w:val="24"/>
               </w:rPr>
-              <w:t>55</w:t>
+              <w:t>57</w:t>
             </w:r>
           </w:p>
         </w:tc>
@@ -3132,7 +3132,7 @@
                 <w:rFonts w:ascii="Times New Roman" w:hAnsi="Times New Roman"/>
                 <w:sz w:val="24"/>
               </w:rPr>
-              <w:t>513</w:t>
+              <w:t>536</w:t>
             </w:r>
           </w:p>
         </w:tc>
@@ -5749,7 +5749,7 @@
           <w:color w:val="595959"/>
           <w:sz w:val="22"/>
         </w:rPr>
-        <w:t>Buổi học: 09/09/2026   ·   Khoảng thời gian: 09/09 – 15/09/2026   ·   Khối lượng: 27 commit, 118 tệp thay đổi, 8.721 dòng thêm mới</w:t>
+        <w:t>Buổi học: 09/09/2026   ·   Khoảng thời gian: 09/09 – 15/09/2026   ·   Khối lượng: 28 commit, 138 tệp thay đổi, 9.996 dòng thêm mới</w:t>
       </w:r>
     </w:p>
     <w:p>
@@ -5958,7 +5958,7 @@
                 <w:rFonts w:ascii="Times New Roman" w:hAnsi="Times New Roman"/>
                 <w:sz w:val="24"/>
               </w:rPr>
-              <w:t>513 trường hợp trên 55 lớp, không có trường hợp thất bại</w:t>
+              <w:t>536 trường hợp trên 57 lớp, không có trường hợp thất bại</w:t>
             </w:r>
           </w:p>
         </w:tc>

--- a/BaoCao-CongViec-Theo-Tuan.docx
+++ b/BaoCao-CongViec-Theo-Tuan.docx
@@ -410,7 +410,7 @@
                 <w:rFonts w:ascii="Times New Roman" w:hAnsi="Times New Roman"/>
                 <w:sz w:val="24"/>
               </w:rPr>
-              <w:t>97 commit</w:t>
+              <w:t>98 commit</w:t>
             </w:r>
           </w:p>
         </w:tc>
@@ -1400,7 +1400,7 @@
                 <w:rFonts w:ascii="Times New Roman" w:hAnsi="Times New Roman"/>
                 <w:sz w:val="24"/>
               </w:rPr>
-              <w:t>28</w:t>
+              <w:t>29</w:t>
             </w:r>
           </w:p>
         </w:tc>
@@ -1502,7 +1502,7 @@
                 <w:rFonts w:ascii="Times New Roman" w:hAnsi="Times New Roman"/>
                 <w:sz w:val="24"/>
               </w:rPr>
-              <w:t>97</w:t>
+              <w:t>98</w:t>
             </w:r>
           </w:p>
         </w:tc>
@@ -1700,7 +1700,7 @@
                 <w:rFonts w:ascii="Times New Roman" w:hAnsi="Times New Roman"/>
                 <w:sz w:val="24"/>
               </w:rPr>
-              <w:t>72</w:t>
+              <w:t>73</w:t>
             </w:r>
           </w:p>
         </w:tc>
@@ -5749,7 +5749,7 @@
           <w:color w:val="595959"/>
           <w:sz w:val="22"/>
         </w:rPr>
-        <w:t>Buổi học: 09/09/2026   ·   Khoảng thời gian: 09/09 – 15/09/2026   ·   Khối lượng: 28 commit, 138 tệp thay đổi, 9.996 dòng thêm mới</w:t>
+        <w:t>Buổi học: 09/09/2026   ·   Khoảng thời gian: 09/09 – 15/09/2026   ·   Khối lượng: 29 commit, 138 tệp thay đổi, 9.996 dòng thêm mới</w:t>
       </w:r>
     </w:p>
     <w:p>

--- a/BaoCao-CongViec-Theo-Tuan.docx
+++ b/BaoCao-CongViec-Theo-Tuan.docx
@@ -410,7 +410,7 @@
                 <w:rFonts w:ascii="Times New Roman" w:hAnsi="Times New Roman"/>
                 <w:sz w:val="24"/>
               </w:rPr>
-              <w:t>98 commit</w:t>
+              <w:t>100 commit</w:t>
             </w:r>
           </w:p>
         </w:tc>
@@ -1400,7 +1400,7 @@
                 <w:rFonts w:ascii="Times New Roman" w:hAnsi="Times New Roman"/>
                 <w:sz w:val="24"/>
               </w:rPr>
-              <w:t>29</w:t>
+              <w:t>31</w:t>
             </w:r>
           </w:p>
         </w:tc>
@@ -1417,7 +1417,7 @@
                 <w:rFonts w:ascii="Times New Roman" w:hAnsi="Times New Roman"/>
                 <w:sz w:val="24"/>
               </w:rPr>
-              <w:t>138</w:t>
+              <w:t>155</w:t>
             </w:r>
           </w:p>
         </w:tc>
@@ -1434,7 +1434,7 @@
                 <w:rFonts w:ascii="Times New Roman" w:hAnsi="Times New Roman"/>
                 <w:sz w:val="24"/>
               </w:rPr>
-              <w:t>9.996</w:t>
+              <w:t>10.587</w:t>
             </w:r>
           </w:p>
         </w:tc>
@@ -1502,7 +1502,7 @@
                 <w:rFonts w:ascii="Times New Roman" w:hAnsi="Times New Roman"/>
                 <w:sz w:val="24"/>
               </w:rPr>
-              <w:t>98</w:t>
+              <w:t>100</w:t>
             </w:r>
           </w:p>
         </w:tc>
@@ -1535,7 +1535,7 @@
                 <w:rFonts w:ascii="Times New Roman" w:hAnsi="Times New Roman"/>
                 <w:sz w:val="24"/>
               </w:rPr>
-              <w:t>46.380</w:t>
+              <w:t>46.971</w:t>
             </w:r>
           </w:p>
         </w:tc>
@@ -1700,7 +1700,7 @@
                 <w:rFonts w:ascii="Times New Roman" w:hAnsi="Times New Roman"/>
                 <w:sz w:val="24"/>
               </w:rPr>
-              <w:t>73</w:t>
+              <w:t>75</w:t>
             </w:r>
           </w:p>
         </w:tc>
@@ -2992,7 +2992,7 @@
                 <w:rFonts w:ascii="Times New Roman" w:hAnsi="Times New Roman"/>
                 <w:sz w:val="24"/>
               </w:rPr>
-              <w:t>443</w:t>
+              <w:t>446</w:t>
             </w:r>
           </w:p>
         </w:tc>
@@ -3009,7 +3009,7 @@
                 <w:rFonts w:ascii="Times New Roman" w:hAnsi="Times New Roman"/>
                 <w:sz w:val="24"/>
               </w:rPr>
-              <w:t>82,6%</w:t>
+              <w:t>82,7%</w:t>
             </w:r>
           </w:p>
         </w:tc>
@@ -3079,7 +3079,7 @@
                 <w:rFonts w:ascii="Times New Roman" w:hAnsi="Times New Roman"/>
                 <w:sz w:val="24"/>
               </w:rPr>
-              <w:t>17,4%</w:t>
+              <w:t>17,3%</w:t>
             </w:r>
           </w:p>
         </w:tc>
@@ -3132,7 +3132,7 @@
                 <w:rFonts w:ascii="Times New Roman" w:hAnsi="Times New Roman"/>
                 <w:sz w:val="24"/>
               </w:rPr>
-              <w:t>536</w:t>
+              <w:t>539</w:t>
             </w:r>
           </w:p>
         </w:tc>
@@ -5749,7 +5749,7 @@
           <w:color w:val="595959"/>
           <w:sz w:val="22"/>
         </w:rPr>
-        <w:t>Buổi học: 09/09/2026   ·   Khoảng thời gian: 09/09 – 15/09/2026   ·   Khối lượng: 29 commit, 138 tệp thay đổi, 9.996 dòng thêm mới</w:t>
+        <w:t>Buổi học: 09/09/2026   ·   Khoảng thời gian: 09/09 – 15/09/2026   ·   Khối lượng: 31 commit, 155 tệp thay đổi, 10.587 dòng thêm mới</w:t>
       </w:r>
     </w:p>
     <w:p>
@@ -5958,7 +5958,7 @@
                 <w:rFonts w:ascii="Times New Roman" w:hAnsi="Times New Roman"/>
                 <w:sz w:val="24"/>
               </w:rPr>
-              <w:t>536 trường hợp trên 57 lớp, không có trường hợp thất bại</w:t>
+              <w:t>539 trường hợp trên 57 lớp, không có trường hợp thất bại</w:t>
             </w:r>
           </w:p>
         </w:tc>

--- a/BaoCao-CongViec-Theo-Tuan.docx
+++ b/BaoCao-CongViec-Theo-Tuan.docx
@@ -410,7 +410,7 @@
                 <w:rFonts w:ascii="Times New Roman" w:hAnsi="Times New Roman"/>
                 <w:sz w:val="24"/>
               </w:rPr>
-              <w:t>100 commit</w:t>
+              <w:t>102 commit</w:t>
             </w:r>
           </w:p>
         </w:tc>
@@ -1400,7 +1400,7 @@
                 <w:rFonts w:ascii="Times New Roman" w:hAnsi="Times New Roman"/>
                 <w:sz w:val="24"/>
               </w:rPr>
-              <w:t>31</w:t>
+              <w:t>33</w:t>
             </w:r>
           </w:p>
         </w:tc>
@@ -1417,7 +1417,7 @@
                 <w:rFonts w:ascii="Times New Roman" w:hAnsi="Times New Roman"/>
                 <w:sz w:val="24"/>
               </w:rPr>
-              <w:t>155</w:t>
+              <w:t>185</w:t>
             </w:r>
           </w:p>
         </w:tc>
@@ -1434,7 +1434,7 @@
                 <w:rFonts w:ascii="Times New Roman" w:hAnsi="Times New Roman"/>
                 <w:sz w:val="24"/>
               </w:rPr>
-              <w:t>10.587</w:t>
+              <w:t>11.318</w:t>
             </w:r>
           </w:p>
         </w:tc>
@@ -1502,7 +1502,7 @@
                 <w:rFonts w:ascii="Times New Roman" w:hAnsi="Times New Roman"/>
                 <w:sz w:val="24"/>
               </w:rPr>
-              <w:t>100</w:t>
+              <w:t>102</w:t>
             </w:r>
           </w:p>
         </w:tc>
@@ -1535,7 +1535,7 @@
                 <w:rFonts w:ascii="Times New Roman" w:hAnsi="Times New Roman"/>
                 <w:sz w:val="24"/>
               </w:rPr>
-              <w:t>46.971</w:t>
+              <w:t>47.702</w:t>
             </w:r>
           </w:p>
         </w:tc>
@@ -1700,7 +1700,7 @@
                 <w:rFonts w:ascii="Times New Roman" w:hAnsi="Times New Roman"/>
                 <w:sz w:val="24"/>
               </w:rPr>
-              <w:t>75</w:t>
+              <w:t>77</w:t>
             </w:r>
           </w:p>
         </w:tc>
@@ -2975,7 +2975,7 @@
                 <w:rFonts w:ascii="Times New Roman" w:hAnsi="Times New Roman"/>
                 <w:sz w:val="24"/>
               </w:rPr>
-              <w:t>46</w:t>
+              <w:t>47</w:t>
             </w:r>
           </w:p>
         </w:tc>
@@ -2992,7 +2992,7 @@
                 <w:rFonts w:ascii="Times New Roman" w:hAnsi="Times New Roman"/>
                 <w:sz w:val="24"/>
               </w:rPr>
-              <w:t>446</w:t>
+              <w:t>466</w:t>
             </w:r>
           </w:p>
         </w:tc>
@@ -3009,7 +3009,7 @@
                 <w:rFonts w:ascii="Times New Roman" w:hAnsi="Times New Roman"/>
                 <w:sz w:val="24"/>
               </w:rPr>
-              <w:t>82,7%</w:t>
+              <w:t>81,5%</w:t>
             </w:r>
           </w:p>
         </w:tc>
@@ -3062,7 +3062,7 @@
                 <w:rFonts w:ascii="Times New Roman" w:hAnsi="Times New Roman"/>
                 <w:sz w:val="24"/>
               </w:rPr>
-              <w:t>93</w:t>
+              <w:t>106</w:t>
             </w:r>
           </w:p>
         </w:tc>
@@ -3079,7 +3079,7 @@
                 <w:rFonts w:ascii="Times New Roman" w:hAnsi="Times New Roman"/>
                 <w:sz w:val="24"/>
               </w:rPr>
-              <w:t>17,3%</w:t>
+              <w:t>18,5%</w:t>
             </w:r>
           </w:p>
         </w:tc>
@@ -3115,7 +3115,7 @@
                 <w:rFonts w:ascii="Times New Roman" w:hAnsi="Times New Roman"/>
                 <w:sz w:val="24"/>
               </w:rPr>
-              <w:t>57</w:t>
+              <w:t>58</w:t>
             </w:r>
           </w:p>
         </w:tc>
@@ -3132,7 +3132,7 @@
                 <w:rFonts w:ascii="Times New Roman" w:hAnsi="Times New Roman"/>
                 <w:sz w:val="24"/>
               </w:rPr>
-              <w:t>539</w:t>
+              <w:t>572</w:t>
             </w:r>
           </w:p>
         </w:tc>
@@ -5749,7 +5749,7 @@
           <w:color w:val="595959"/>
           <w:sz w:val="22"/>
         </w:rPr>
-        <w:t>Buổi học: 09/09/2026   ·   Khoảng thời gian: 09/09 – 15/09/2026   ·   Khối lượng: 31 commit, 155 tệp thay đổi, 10.587 dòng thêm mới</w:t>
+        <w:t>Buổi học: 09/09/2026   ·   Khoảng thời gian: 09/09 – 15/09/2026   ·   Khối lượng: 33 commit, 185 tệp thay đổi, 11.318 dòng thêm mới</w:t>
       </w:r>
     </w:p>
     <w:p>
@@ -5958,7 +5958,7 @@
                 <w:rFonts w:ascii="Times New Roman" w:hAnsi="Times New Roman"/>
                 <w:sz w:val="24"/>
               </w:rPr>
-              <w:t>539 trường hợp trên 57 lớp, không có trường hợp thất bại</w:t>
+              <w:t>572 trường hợp trên 58 lớp, không có trường hợp thất bại</w:t>
             </w:r>
           </w:p>
         </w:tc>
